--- a/docs/экология_2025/Письмо_Минприроды_кыргызча.docx
+++ b/docs/экология_2025/Письмо_Минприроды_кыргызча.docx
@@ -905,140 +905,6 @@
           <w:szCs w:val="24"/>
         </w:rPr>
       </w:pPr>
-      <w:r>
-        <w:rPr>
-          <w:color w:val="auto"/>
-          <w:sz w:val="24"/>
-          <w:szCs w:val="24"/>
-        </w:rPr>
-        <w:t xml:space="preserve">Кыргыз Республикасынын Жаратылыш ресурстары, экология жана техникалык көзөмөл министрлигинин Талас регионалдык башкармалыгынын билдирүүсүнө жооп катары, Кыргыз Республикасынын 16-июнь 1999-жылдагы №53 «Айлана-чөйрөнү коргоо жөнүндө» мыйзамдын 15-беренесине жана КРнын Өкмөтүнүн 19-сентябрь 2011-жылдагы №559 токтомуна ылайык, 2025-жылдын 1-январынан 31-декабрына чейинки мезгил </w:t>
-      </w:r>
-      <w:proofErr w:type="spellStart"/>
-      <w:r>
-        <w:rPr>
-          <w:color w:val="auto"/>
-          <w:sz w:val="24"/>
-          <w:szCs w:val="24"/>
-        </w:rPr>
-        <w:t>үчүн</w:t>
-      </w:r>
-      <w:proofErr w:type="spellEnd"/>
-      <w:r>
-        <w:rPr>
-          <w:color w:val="auto"/>
-          <w:sz w:val="24"/>
-          <w:szCs w:val="24"/>
-        </w:rPr>
-        <w:t xml:space="preserve"> </w:t>
-      </w:r>
-      <w:proofErr w:type="spellStart"/>
-      <w:r>
-        <w:rPr>
-          <w:color w:val="auto"/>
-          <w:sz w:val="24"/>
-          <w:szCs w:val="24"/>
-        </w:rPr>
-        <w:t>айлана-чөйрөнү</w:t>
-      </w:r>
-      <w:proofErr w:type="spellEnd"/>
-      <w:r>
-        <w:rPr>
-          <w:color w:val="auto"/>
-          <w:sz w:val="24"/>
-          <w:szCs w:val="24"/>
-        </w:rPr>
-        <w:t xml:space="preserve"> </w:t>
-      </w:r>
-      <w:proofErr w:type="spellStart"/>
-      <w:r>
-        <w:rPr>
-          <w:color w:val="auto"/>
-          <w:sz w:val="24"/>
-          <w:szCs w:val="24"/>
-        </w:rPr>
-        <w:t>коргоо</w:t>
-      </w:r>
-      <w:proofErr w:type="spellEnd"/>
-      <w:r>
-        <w:rPr>
-          <w:color w:val="auto"/>
-          <w:sz w:val="24"/>
-          <w:szCs w:val="24"/>
-        </w:rPr>
-        <w:t xml:space="preserve"> </w:t>
-      </w:r>
-      <w:proofErr w:type="spellStart"/>
-      <w:r>
-        <w:rPr>
-          <w:color w:val="auto"/>
-          <w:sz w:val="24"/>
-          <w:szCs w:val="24"/>
-        </w:rPr>
-        <w:t>боюнча</w:t>
-      </w:r>
-      <w:proofErr w:type="spellEnd"/>
-      <w:r>
-        <w:rPr>
-          <w:color w:val="auto"/>
-          <w:sz w:val="24"/>
-          <w:szCs w:val="24"/>
-        </w:rPr>
-        <w:t xml:space="preserve"> </w:t>
-      </w:r>
-      <w:proofErr w:type="spellStart"/>
-      <w:r>
-        <w:rPr>
-          <w:color w:val="auto"/>
-          <w:sz w:val="24"/>
-          <w:szCs w:val="24"/>
-        </w:rPr>
-        <w:t>баштапкы</w:t>
-      </w:r>
-      <w:proofErr w:type="spellEnd"/>
-      <w:r>
-        <w:rPr>
-          <w:color w:val="auto"/>
-          <w:sz w:val="24"/>
-          <w:szCs w:val="24"/>
-        </w:rPr>
-        <w:t xml:space="preserve"> </w:t>
-      </w:r>
-      <w:proofErr w:type="spellStart"/>
-      <w:r>
-        <w:rPr>
-          <w:color w:val="auto"/>
-          <w:sz w:val="24"/>
-          <w:szCs w:val="24"/>
-        </w:rPr>
-        <w:t>маалыматтарды</w:t>
-      </w:r>
-      <w:proofErr w:type="spellEnd"/>
-      <w:r>
-        <w:rPr>
-          <w:color w:val="auto"/>
-          <w:sz w:val="24"/>
-          <w:szCs w:val="24"/>
-        </w:rPr>
-        <w:t xml:space="preserve"> </w:t>
-      </w:r>
-      <w:proofErr w:type="spellStart"/>
-      <w:r>
-        <w:rPr>
-          <w:color w:val="auto"/>
-          <w:sz w:val="24"/>
-          <w:szCs w:val="24"/>
-        </w:rPr>
-        <w:t>жөнөтөбүз</w:t>
-      </w:r>
-      <w:proofErr w:type="spellEnd"/>
-      <w:r>
-        <w:rPr>
-          <w:color w:val="auto"/>
-          <w:sz w:val="24"/>
-          <w:szCs w:val="24"/>
-        </w:rPr>
-        <w:t>.</w:t>
-      </w:r>
     </w:p>
     <w:p>
       <w:pPr>
@@ -1068,7 +934,529 @@
           <w:sz w:val="24"/>
           <w:szCs w:val="24"/>
         </w:rPr>
-        <w:t>Маалыматтар ОсОО «Альянс Алтын» менен түзүлгөн № 2025-АА-094 30.05.2025-ж. датасындагы долбоорлоо жана комплекстүү курулуш-монтаждоо иштери (ЕРС) боюнча подряддык келишимдин алкагында төмөнкү объект боюнча берилет:</w:t>
+        <w:t xml:space="preserve">Кыргыз </w:t>
+      </w:r>
+      <w:proofErr w:type="spellStart"/>
+      <w:r>
+        <w:rPr>
+          <w:color w:val="auto"/>
+          <w:sz w:val="24"/>
+          <w:szCs w:val="24"/>
+        </w:rPr>
+        <w:t>Республикасынын</w:t>
+      </w:r>
+      <w:proofErr w:type="spellEnd"/>
+      <w:r>
+        <w:rPr>
+          <w:color w:val="auto"/>
+          <w:sz w:val="24"/>
+          <w:szCs w:val="24"/>
+        </w:rPr>
+        <w:t xml:space="preserve"> </w:t>
+      </w:r>
+      <w:proofErr w:type="spellStart"/>
+      <w:r>
+        <w:rPr>
+          <w:color w:val="auto"/>
+          <w:sz w:val="24"/>
+          <w:szCs w:val="24"/>
+        </w:rPr>
+        <w:t>Жаратылыш</w:t>
+      </w:r>
+      <w:proofErr w:type="spellEnd"/>
+      <w:r>
+        <w:rPr>
+          <w:color w:val="auto"/>
+          <w:sz w:val="24"/>
+          <w:szCs w:val="24"/>
+        </w:rPr>
+        <w:t xml:space="preserve"> </w:t>
+      </w:r>
+      <w:proofErr w:type="spellStart"/>
+      <w:r>
+        <w:rPr>
+          <w:color w:val="auto"/>
+          <w:sz w:val="24"/>
+          <w:szCs w:val="24"/>
+        </w:rPr>
+        <w:t>ресурстары</w:t>
+      </w:r>
+      <w:proofErr w:type="spellEnd"/>
+      <w:r>
+        <w:rPr>
+          <w:color w:val="auto"/>
+          <w:sz w:val="24"/>
+          <w:szCs w:val="24"/>
+        </w:rPr>
+        <w:t xml:space="preserve">, экология </w:t>
+      </w:r>
+      <w:proofErr w:type="spellStart"/>
+      <w:r>
+        <w:rPr>
+          <w:color w:val="auto"/>
+          <w:sz w:val="24"/>
+          <w:szCs w:val="24"/>
+        </w:rPr>
+        <w:t>жана</w:t>
+      </w:r>
+      <w:proofErr w:type="spellEnd"/>
+      <w:r>
+        <w:rPr>
+          <w:color w:val="auto"/>
+          <w:sz w:val="24"/>
+          <w:szCs w:val="24"/>
+        </w:rPr>
+        <w:t xml:space="preserve"> </w:t>
+      </w:r>
+      <w:proofErr w:type="spellStart"/>
+      <w:r>
+        <w:rPr>
+          <w:color w:val="auto"/>
+          <w:sz w:val="24"/>
+          <w:szCs w:val="24"/>
+        </w:rPr>
+        <w:t>техникалык</w:t>
+      </w:r>
+      <w:proofErr w:type="spellEnd"/>
+      <w:r>
+        <w:rPr>
+          <w:color w:val="auto"/>
+          <w:sz w:val="24"/>
+          <w:szCs w:val="24"/>
+        </w:rPr>
+        <w:t xml:space="preserve"> </w:t>
+      </w:r>
+      <w:proofErr w:type="spellStart"/>
+      <w:r>
+        <w:rPr>
+          <w:color w:val="auto"/>
+          <w:sz w:val="24"/>
+          <w:szCs w:val="24"/>
+        </w:rPr>
+        <w:t>көзөмөл</w:t>
+      </w:r>
+      <w:proofErr w:type="spellEnd"/>
+      <w:r>
+        <w:rPr>
+          <w:color w:val="auto"/>
+          <w:sz w:val="24"/>
+          <w:szCs w:val="24"/>
+        </w:rPr>
+        <w:t xml:space="preserve"> </w:t>
+      </w:r>
+      <w:proofErr w:type="spellStart"/>
+      <w:r>
+        <w:rPr>
+          <w:color w:val="auto"/>
+          <w:sz w:val="24"/>
+          <w:szCs w:val="24"/>
+        </w:rPr>
+        <w:t>министрлигинин</w:t>
+      </w:r>
+      <w:proofErr w:type="spellEnd"/>
+      <w:r>
+        <w:rPr>
+          <w:color w:val="auto"/>
+          <w:sz w:val="24"/>
+          <w:szCs w:val="24"/>
+        </w:rPr>
+        <w:t xml:space="preserve"> Талас </w:t>
+      </w:r>
+      <w:proofErr w:type="spellStart"/>
+      <w:r>
+        <w:rPr>
+          <w:color w:val="auto"/>
+          <w:sz w:val="24"/>
+          <w:szCs w:val="24"/>
+        </w:rPr>
+        <w:t>регионалдык</w:t>
+      </w:r>
+      <w:proofErr w:type="spellEnd"/>
+      <w:r>
+        <w:rPr>
+          <w:color w:val="auto"/>
+          <w:sz w:val="24"/>
+          <w:szCs w:val="24"/>
+        </w:rPr>
+        <w:t xml:space="preserve"> </w:t>
+      </w:r>
+      <w:proofErr w:type="spellStart"/>
+      <w:r>
+        <w:rPr>
+          <w:color w:val="auto"/>
+          <w:sz w:val="24"/>
+          <w:szCs w:val="24"/>
+        </w:rPr>
+        <w:t>башкармалыгынын</w:t>
+      </w:r>
+      <w:proofErr w:type="spellEnd"/>
+      <w:r>
+        <w:rPr>
+          <w:color w:val="auto"/>
+          <w:sz w:val="24"/>
+          <w:szCs w:val="24"/>
+        </w:rPr>
+        <w:t xml:space="preserve"> </w:t>
+      </w:r>
+      <w:proofErr w:type="spellStart"/>
+      <w:r>
+        <w:rPr>
+          <w:color w:val="auto"/>
+          <w:sz w:val="24"/>
+          <w:szCs w:val="24"/>
+        </w:rPr>
+        <w:t>билдирүүсүнө</w:t>
+      </w:r>
+      <w:proofErr w:type="spellEnd"/>
+      <w:r>
+        <w:rPr>
+          <w:color w:val="auto"/>
+          <w:sz w:val="24"/>
+          <w:szCs w:val="24"/>
+        </w:rPr>
+        <w:t xml:space="preserve"> </w:t>
+      </w:r>
+      <w:proofErr w:type="spellStart"/>
+      <w:r>
+        <w:rPr>
+          <w:color w:val="auto"/>
+          <w:sz w:val="24"/>
+          <w:szCs w:val="24"/>
+        </w:rPr>
+        <w:t>жооп</w:t>
+      </w:r>
+      <w:proofErr w:type="spellEnd"/>
+      <w:r>
+        <w:rPr>
+          <w:color w:val="auto"/>
+          <w:sz w:val="24"/>
+          <w:szCs w:val="24"/>
+        </w:rPr>
+        <w:t xml:space="preserve"> катары, Кыргыз </w:t>
+      </w:r>
+      <w:proofErr w:type="spellStart"/>
+      <w:r>
+        <w:rPr>
+          <w:color w:val="auto"/>
+          <w:sz w:val="24"/>
+          <w:szCs w:val="24"/>
+        </w:rPr>
+        <w:t>Республикасынын</w:t>
+      </w:r>
+      <w:proofErr w:type="spellEnd"/>
+      <w:r>
+        <w:rPr>
+          <w:color w:val="auto"/>
+          <w:sz w:val="24"/>
+          <w:szCs w:val="24"/>
+        </w:rPr>
+        <w:t xml:space="preserve"> 1999-жылдын 16-июнундагы №53 «</w:t>
+      </w:r>
+      <w:proofErr w:type="spellStart"/>
+      <w:r>
+        <w:rPr>
+          <w:color w:val="auto"/>
+          <w:sz w:val="24"/>
+          <w:szCs w:val="24"/>
+        </w:rPr>
+        <w:t>Айлана-чөйрөнү</w:t>
+      </w:r>
+      <w:proofErr w:type="spellEnd"/>
+      <w:r>
+        <w:rPr>
+          <w:color w:val="auto"/>
+          <w:sz w:val="24"/>
+          <w:szCs w:val="24"/>
+        </w:rPr>
+        <w:t xml:space="preserve"> </w:t>
+      </w:r>
+      <w:proofErr w:type="spellStart"/>
+      <w:r>
+        <w:rPr>
+          <w:color w:val="auto"/>
+          <w:sz w:val="24"/>
+          <w:szCs w:val="24"/>
+        </w:rPr>
+        <w:t>коргоо</w:t>
+      </w:r>
+      <w:proofErr w:type="spellEnd"/>
+      <w:r>
+        <w:rPr>
+          <w:color w:val="auto"/>
+          <w:sz w:val="24"/>
+          <w:szCs w:val="24"/>
+        </w:rPr>
+        <w:t xml:space="preserve"> </w:t>
+      </w:r>
+      <w:proofErr w:type="spellStart"/>
+      <w:r>
+        <w:rPr>
+          <w:color w:val="auto"/>
+          <w:sz w:val="24"/>
+          <w:szCs w:val="24"/>
+        </w:rPr>
+        <w:t>жөнүндө</w:t>
+      </w:r>
+      <w:proofErr w:type="spellEnd"/>
+      <w:r>
+        <w:rPr>
+          <w:color w:val="auto"/>
+          <w:sz w:val="24"/>
+          <w:szCs w:val="24"/>
+        </w:rPr>
+        <w:t xml:space="preserve">» </w:t>
+      </w:r>
+      <w:proofErr w:type="spellStart"/>
+      <w:r>
+        <w:rPr>
+          <w:color w:val="auto"/>
+          <w:sz w:val="24"/>
+          <w:szCs w:val="24"/>
+        </w:rPr>
+        <w:t>мыйзамынын</w:t>
+      </w:r>
+      <w:proofErr w:type="spellEnd"/>
+      <w:r>
+        <w:rPr>
+          <w:color w:val="auto"/>
+          <w:sz w:val="24"/>
+          <w:szCs w:val="24"/>
+        </w:rPr>
+        <w:t xml:space="preserve"> 15-беренесине </w:t>
+      </w:r>
+      <w:proofErr w:type="spellStart"/>
+      <w:r>
+        <w:rPr>
+          <w:color w:val="auto"/>
+          <w:sz w:val="24"/>
+          <w:szCs w:val="24"/>
+        </w:rPr>
+        <w:t>жана</w:t>
+      </w:r>
+      <w:proofErr w:type="spellEnd"/>
+      <w:r>
+        <w:rPr>
+          <w:color w:val="auto"/>
+          <w:sz w:val="24"/>
+          <w:szCs w:val="24"/>
+        </w:rPr>
+        <w:t xml:space="preserve"> КР </w:t>
+      </w:r>
+      <w:proofErr w:type="spellStart"/>
+      <w:r>
+        <w:rPr>
+          <w:color w:val="auto"/>
+          <w:sz w:val="24"/>
+          <w:szCs w:val="24"/>
+        </w:rPr>
+        <w:t>Өкмөтүнүн</w:t>
+      </w:r>
+      <w:proofErr w:type="spellEnd"/>
+      <w:r>
+        <w:rPr>
+          <w:color w:val="auto"/>
+          <w:sz w:val="24"/>
+          <w:szCs w:val="24"/>
+        </w:rPr>
+        <w:t xml:space="preserve"> 2011-жылдын 19-сентябрындагы №559 </w:t>
+      </w:r>
+      <w:proofErr w:type="spellStart"/>
+      <w:r>
+        <w:rPr>
+          <w:color w:val="auto"/>
+          <w:sz w:val="24"/>
+          <w:szCs w:val="24"/>
+        </w:rPr>
+        <w:t>токтомуна</w:t>
+      </w:r>
+      <w:proofErr w:type="spellEnd"/>
+      <w:r>
+        <w:rPr>
+          <w:color w:val="auto"/>
+          <w:sz w:val="24"/>
+          <w:szCs w:val="24"/>
+        </w:rPr>
+        <w:t xml:space="preserve"> </w:t>
+      </w:r>
+      <w:proofErr w:type="spellStart"/>
+      <w:r>
+        <w:rPr>
+          <w:color w:val="auto"/>
+          <w:sz w:val="24"/>
+          <w:szCs w:val="24"/>
+        </w:rPr>
+        <w:t>ылайык</w:t>
+      </w:r>
+      <w:proofErr w:type="spellEnd"/>
+      <w:r>
+        <w:rPr>
+          <w:color w:val="auto"/>
+          <w:sz w:val="24"/>
+          <w:szCs w:val="24"/>
+        </w:rPr>
+        <w:t xml:space="preserve">, 2026-жылдын 19-мартынан 31-июлуна </w:t>
+      </w:r>
+      <w:proofErr w:type="spellStart"/>
+      <w:r>
+        <w:rPr>
+          <w:color w:val="auto"/>
+          <w:sz w:val="24"/>
+          <w:szCs w:val="24"/>
+        </w:rPr>
+        <w:t>чейинки</w:t>
+      </w:r>
+      <w:proofErr w:type="spellEnd"/>
+      <w:r>
+        <w:rPr>
+          <w:color w:val="auto"/>
+          <w:sz w:val="24"/>
+          <w:szCs w:val="24"/>
+        </w:rPr>
+        <w:t xml:space="preserve"> </w:t>
+      </w:r>
+      <w:proofErr w:type="spellStart"/>
+      <w:r>
+        <w:rPr>
+          <w:color w:val="auto"/>
+          <w:sz w:val="24"/>
+          <w:szCs w:val="24"/>
+        </w:rPr>
+        <w:t>мезгил</w:t>
+      </w:r>
+      <w:proofErr w:type="spellEnd"/>
+      <w:r>
+        <w:rPr>
+          <w:color w:val="auto"/>
+          <w:sz w:val="24"/>
+          <w:szCs w:val="24"/>
+        </w:rPr>
+        <w:t xml:space="preserve"> </w:t>
+      </w:r>
+      <w:proofErr w:type="spellStart"/>
+      <w:r>
+        <w:rPr>
+          <w:color w:val="auto"/>
+          <w:sz w:val="24"/>
+          <w:szCs w:val="24"/>
+        </w:rPr>
+        <w:t>үчүн</w:t>
+      </w:r>
+      <w:proofErr w:type="spellEnd"/>
+      <w:r>
+        <w:rPr>
+          <w:color w:val="auto"/>
+          <w:sz w:val="24"/>
+          <w:szCs w:val="24"/>
+        </w:rPr>
+        <w:t xml:space="preserve"> </w:t>
+      </w:r>
+      <w:proofErr w:type="spellStart"/>
+      <w:r>
+        <w:rPr>
+          <w:color w:val="auto"/>
+          <w:sz w:val="24"/>
+          <w:szCs w:val="24"/>
+        </w:rPr>
+        <w:t>айлана-чөйрөнү</w:t>
+      </w:r>
+      <w:proofErr w:type="spellEnd"/>
+      <w:r>
+        <w:rPr>
+          <w:color w:val="auto"/>
+          <w:sz w:val="24"/>
+          <w:szCs w:val="24"/>
+        </w:rPr>
+        <w:t xml:space="preserve"> </w:t>
+      </w:r>
+      <w:proofErr w:type="spellStart"/>
+      <w:r>
+        <w:rPr>
+          <w:color w:val="auto"/>
+          <w:sz w:val="24"/>
+          <w:szCs w:val="24"/>
+        </w:rPr>
+        <w:t>коргоо</w:t>
+      </w:r>
+      <w:proofErr w:type="spellEnd"/>
+      <w:r>
+        <w:rPr>
+          <w:color w:val="auto"/>
+          <w:sz w:val="24"/>
+          <w:szCs w:val="24"/>
+        </w:rPr>
+        <w:t xml:space="preserve"> </w:t>
+      </w:r>
+      <w:proofErr w:type="spellStart"/>
+      <w:r>
+        <w:rPr>
+          <w:color w:val="auto"/>
+          <w:sz w:val="24"/>
+          <w:szCs w:val="24"/>
+        </w:rPr>
+        <w:t>боюнча</w:t>
+      </w:r>
+      <w:proofErr w:type="spellEnd"/>
+      <w:r>
+        <w:rPr>
+          <w:color w:val="auto"/>
+          <w:sz w:val="24"/>
+          <w:szCs w:val="24"/>
+        </w:rPr>
+        <w:t xml:space="preserve"> </w:t>
+      </w:r>
+      <w:proofErr w:type="spellStart"/>
+      <w:r>
+        <w:rPr>
+          <w:color w:val="auto"/>
+          <w:sz w:val="24"/>
+          <w:szCs w:val="24"/>
+        </w:rPr>
+        <w:t>баштапкы</w:t>
+      </w:r>
+      <w:proofErr w:type="spellEnd"/>
+      <w:r>
+        <w:rPr>
+          <w:color w:val="auto"/>
+          <w:sz w:val="24"/>
+          <w:szCs w:val="24"/>
+        </w:rPr>
+        <w:t xml:space="preserve"> </w:t>
+      </w:r>
+      <w:proofErr w:type="spellStart"/>
+      <w:r>
+        <w:rPr>
+          <w:color w:val="auto"/>
+          <w:sz w:val="24"/>
+          <w:szCs w:val="24"/>
+        </w:rPr>
+        <w:t>маалыматтарды</w:t>
+      </w:r>
+      <w:proofErr w:type="spellEnd"/>
+      <w:r>
+        <w:rPr>
+          <w:color w:val="auto"/>
+          <w:sz w:val="24"/>
+          <w:szCs w:val="24"/>
+        </w:rPr>
+        <w:t xml:space="preserve"> </w:t>
+      </w:r>
+      <w:proofErr w:type="spellStart"/>
+      <w:r>
+        <w:rPr>
+          <w:color w:val="auto"/>
+          <w:sz w:val="24"/>
+          <w:szCs w:val="24"/>
+        </w:rPr>
+        <w:t>жөнөтөбүз</w:t>
+      </w:r>
+      <w:proofErr w:type="spellEnd"/>
+      <w:r>
+        <w:rPr>
+          <w:color w:val="auto"/>
+          <w:sz w:val="24"/>
+          <w:szCs w:val="24"/>
+        </w:rPr>
+        <w:t>.</w:t>
       </w:r>
     </w:p>
     <w:p>
@@ -1093,14 +1481,6 @@
           <w:szCs w:val="24"/>
         </w:rPr>
       </w:pPr>
-      <w:r>
-        <w:rPr>
-          <w:color w:val="auto"/>
-          <w:sz w:val="24"/>
-          <w:szCs w:val="24"/>
-        </w:rPr>
-        <w:t>«Талас алтын кен комбинаты (ТЗРК). Тоо-кен комплекси. Вахталык шаарчанын аянтчасы нп отм. +2700. 224 орундуу жатакана жана ПГР кызматкерлери үчүн административдик-тиричилик корпусу».</w:t>
-      </w:r>
     </w:p>
     <w:p>
       <w:pPr>
@@ -1130,8 +1510,62 @@
           <w:sz w:val="24"/>
           <w:szCs w:val="24"/>
         </w:rPr>
-        <w:t xml:space="preserve">Баштапкы </w:t>
-      </w:r>
+        <w:t>Маалыматтар ОсОО «Альянс Алтын» менен түзүлгөн № 2025-АА-094 30.05.2025-ж. датасындагы долбоорлоо жана комплекстүү курулуш-монтаждоо иштери (ЕРС) боюнча подряддык келишимдин алкагында төмөнкү объект боюнча берилет:</w:t>
+      </w:r>
+    </w:p>
+    <w:p>
+      <w:pPr>
+        <w:pBdr>
+          <w:top w:val="none" w:sz="0" w:space="0" w:color="auto"/>
+          <w:left w:val="none" w:sz="0" w:space="0" w:color="auto"/>
+          <w:bottom w:val="none" w:sz="0" w:space="0" w:color="auto"/>
+          <w:right w:val="none" w:sz="0" w:space="0" w:color="auto"/>
+          <w:between w:val="none" w:sz="0" w:space="0" w:color="auto"/>
+          <w:bar w:val="none" w:sz="0" w:color="auto"/>
+        </w:pBdr>
+        <w:autoSpaceDE w:val="0"/>
+        <w:autoSpaceDN w:val="0"/>
+        <w:adjustRightInd w:val="0"/>
+        <w:spacing w:after="0"/>
+        <w:ind w:firstLine="709"/>
+        <w:jc w:val="both"/>
+        <w:rPr>
+          <w:color w:val="auto"/>
+          <w:sz w:val="24"/>
+          <w:szCs w:val="24"/>
+        </w:rPr>
+      </w:pPr>
+      <w:r>
+        <w:rPr>
+          <w:color w:val="auto"/>
+          <w:sz w:val="24"/>
+          <w:szCs w:val="24"/>
+        </w:rPr>
+        <w:t>«Талас алтын кен комбинаты (ТЗРК). Тоо-кен комплекси. Вахталык шаарчанын аянтчасы нп отм. +2700. 224 орундуу жатакана жана ПГР кызматкерлери үчүн административдик-тиричилик корпусу».</w:t>
+      </w:r>
+    </w:p>
+    <w:p>
+      <w:pPr>
+        <w:pBdr>
+          <w:top w:val="none" w:sz="0" w:space="0" w:color="auto"/>
+          <w:left w:val="none" w:sz="0" w:space="0" w:color="auto"/>
+          <w:bottom w:val="none" w:sz="0" w:space="0" w:color="auto"/>
+          <w:right w:val="none" w:sz="0" w:space="0" w:color="auto"/>
+          <w:between w:val="none" w:sz="0" w:space="0" w:color="auto"/>
+          <w:bar w:val="none" w:sz="0" w:color="auto"/>
+        </w:pBdr>
+        <w:autoSpaceDE w:val="0"/>
+        <w:autoSpaceDN w:val="0"/>
+        <w:adjustRightInd w:val="0"/>
+        <w:spacing w:after="0"/>
+        <w:ind w:firstLine="709"/>
+        <w:jc w:val="both"/>
+        <w:rPr>
+          <w:color w:val="auto"/>
+          <w:sz w:val="24"/>
+          <w:szCs w:val="24"/>
+        </w:rPr>
+      </w:pPr>
       <w:proofErr w:type="spellStart"/>
       <w:r>
         <w:rPr>
@@ -1139,6 +1573,24 @@
           <w:sz w:val="24"/>
           <w:szCs w:val="24"/>
         </w:rPr>
+        <w:t>Баштапкы</w:t>
+      </w:r>
+      <w:proofErr w:type="spellEnd"/>
+      <w:r>
+        <w:rPr>
+          <w:color w:val="auto"/>
+          <w:sz w:val="24"/>
+          <w:szCs w:val="24"/>
+        </w:rPr>
+        <w:t xml:space="preserve"> </w:t>
+      </w:r>
+      <w:proofErr w:type="spellStart"/>
+      <w:r>
+        <w:rPr>
+          <w:color w:val="auto"/>
+          <w:sz w:val="24"/>
+          <w:szCs w:val="24"/>
+        </w:rPr>
         <w:t>маалыматтар</w:t>
       </w:r>
       <w:proofErr w:type="spellEnd"/>
@@ -1202,7 +1654,25 @@
           <w:sz w:val="24"/>
           <w:szCs w:val="24"/>
         </w:rPr>
-        <w:t xml:space="preserve"> форма боюнча </w:t>
+        <w:t xml:space="preserve"> форма </w:t>
+      </w:r>
+      <w:proofErr w:type="spellStart"/>
+      <w:r>
+        <w:rPr>
+          <w:color w:val="auto"/>
+          <w:sz w:val="24"/>
+          <w:szCs w:val="24"/>
+        </w:rPr>
+        <w:t>боюнча</w:t>
+      </w:r>
+      <w:proofErr w:type="spellEnd"/>
+      <w:r>
+        <w:rPr>
+          <w:color w:val="auto"/>
+          <w:sz w:val="24"/>
+          <w:szCs w:val="24"/>
+        </w:rPr>
+        <w:t xml:space="preserve"> </w:t>
       </w:r>
       <w:proofErr w:type="spellStart"/>
       <w:r>
